--- a/Data Structure and Algorithm/Insertion sort_Complexity analysis.docx
+++ b/Data Structure and Algorithm/Insertion sort_Complexity analysis.docx
@@ -2,6 +2,761 @@
 <file path=word/document.xml><?xml version="1.0" encoding="utf-8"?>
 <w:document xmlns:wpc="http://schemas.microsoft.com/office/word/2010/wordprocessingCanvas" xmlns:cx="http://schemas.microsoft.com/office/drawing/2014/chartex" xmlns:mc="http://schemas.openxmlformats.org/markup-compatibility/2006" xmlns:o="urn:schemas-microsoft-com:office:office" xmlns:r="http://schemas.openxmlformats.org/officeDocument/2006/relationships" xmlns:m="http://schemas.openxmlformats.org/officeDocument/2006/math" xmlns:v="urn:schemas-microsoft-com:vml" xmlns:wp14="http://schemas.microsoft.com/office/word/2010/wordprocessingDrawing" xmlns:wp="http://schemas.openxmlformats.org/drawingml/2006/wordprocessingDrawing" xmlns:w10="urn:schemas-microsoft-com:office:word" xmlns:w="http://schemas.openxmlformats.org/wordprocessingml/2006/main" xmlns:w14="http://schemas.microsoft.com/office/word/2010/wordml" xmlns:w15="http://schemas.microsoft.com/office/word/2012/wordml" xmlns:w16se="http://schemas.microsoft.com/office/word/2015/wordml/symex" xmlns:wpg="http://schemas.microsoft.com/office/word/2010/wordprocessingGroup" xmlns:wpi="http://schemas.microsoft.com/office/word/2010/wordprocessingInk" xmlns:wne="http://schemas.microsoft.com/office/word/2006/wordml" xmlns:wps="http://schemas.microsoft.com/office/word/2010/wordprocessingShape" mc:Ignorable="w14 w15 w16se wp14">
   <w:body>
+    <w:p>
+      <w:pPr>
+        <w:rPr>
+          <w:b/>
+          <w:color w:val="FF0000"/>
+          <w:sz w:val="28"/>
+          <w:szCs w:val="28"/>
+          <w:u w:val="single"/>
+        </w:rPr>
+      </w:pPr>
+      <w:r>
+        <w:rPr>
+          <w:b/>
+          <w:color w:val="FF0000"/>
+          <w:sz w:val="28"/>
+          <w:szCs w:val="28"/>
+          <w:u w:val="single"/>
+        </w:rPr>
+        <w:t xml:space="preserve">Insertion sort </w:t>
+      </w:r>
+      <w:r>
+        <w:rPr>
+          <w:b/>
+          <w:color w:val="FF0000"/>
+          <w:sz w:val="28"/>
+          <w:szCs w:val="28"/>
+          <w:u w:val="single"/>
+        </w:rPr>
+        <w:t xml:space="preserve">best case </w:t>
+      </w:r>
+      <w:r>
+        <w:rPr>
+          <w:b/>
+          <w:color w:val="FF0000"/>
+          <w:sz w:val="28"/>
+          <w:szCs w:val="28"/>
+          <w:u w:val="single"/>
+        </w:rPr>
+        <w:t>time complexity</w:t>
+      </w:r>
+      <w:r>
+        <w:rPr>
+          <w:b/>
+          <w:color w:val="FF0000"/>
+          <w:sz w:val="28"/>
+          <w:szCs w:val="28"/>
+          <w:u w:val="single"/>
+        </w:rPr>
+        <w:t xml:space="preserve"> analysis</w:t>
+      </w:r>
+      <w:r>
+        <w:rPr>
+          <w:b/>
+          <w:color w:val="FF0000"/>
+          <w:sz w:val="28"/>
+          <w:szCs w:val="28"/>
+          <w:u w:val="single"/>
+        </w:rPr>
+        <w:t>:</w:t>
+      </w:r>
+    </w:p>
+    <w:p>
+      <w:pPr>
+        <w:spacing w:before="100" w:beforeAutospacing="1" w:after="100" w:afterAutospacing="1" w:line="240" w:lineRule="auto"/>
+        <w:rPr>
+          <w:rFonts w:ascii="Times New Roman" w:eastAsia="Times New Roman" w:hAnsi="Times New Roman" w:cs="Times New Roman"/>
+          <w:sz w:val="24"/>
+          <w:szCs w:val="24"/>
+        </w:rPr>
+      </w:pPr>
+      <w:r>
+        <w:rPr>
+          <w:rFonts w:ascii="Times New Roman" w:eastAsia="Times New Roman" w:hAnsi="Times New Roman" w:cs="Times New Roman"/>
+          <w:sz w:val="24"/>
+          <w:szCs w:val="24"/>
+        </w:rPr>
+        <w:t>Best case occurs when:</w:t>
+      </w:r>
+    </w:p>
+    <w:p>
+      <w:pPr>
+        <w:spacing w:after="0" w:line="240" w:lineRule="auto"/>
+        <w:rPr>
+          <w:rFonts w:ascii="Times New Roman" w:eastAsia="Times New Roman" w:hAnsi="Times New Roman" w:cs="Times New Roman"/>
+          <w:sz w:val="24"/>
+          <w:szCs w:val="24"/>
+        </w:rPr>
+      </w:pPr>
+      <w:r>
+        <w:rPr>
+          <w:rFonts w:ascii="Times New Roman" w:eastAsia="Times New Roman" w:hAnsi="Times New Roman" w:cs="Times New Roman"/>
+          <w:sz w:val="24"/>
+          <w:szCs w:val="24"/>
+        </w:rPr>
+        <w:t>Array is already sorted in ascending order</w:t>
+      </w:r>
+      <w:r>
+        <w:rPr>
+          <w:rFonts w:ascii="Times New Roman" w:eastAsia="Times New Roman" w:hAnsi="Times New Roman" w:cs="Times New Roman"/>
+          <w:sz w:val="24"/>
+          <w:szCs w:val="24"/>
+        </w:rPr>
+        <w:t>.</w:t>
+      </w:r>
+    </w:p>
+    <w:p>
+      <w:pPr>
+        <w:spacing w:before="100" w:beforeAutospacing="1" w:after="100" w:afterAutospacing="1" w:line="240" w:lineRule="auto"/>
+        <w:rPr>
+          <w:rFonts w:ascii="Times New Roman" w:eastAsia="Times New Roman" w:hAnsi="Times New Roman" w:cs="Times New Roman"/>
+          <w:sz w:val="24"/>
+          <w:szCs w:val="24"/>
+        </w:rPr>
+      </w:pPr>
+      <w:r>
+        <w:rPr>
+          <w:rFonts w:ascii="Times New Roman" w:eastAsia="Times New Roman" w:hAnsi="Times New Roman" w:cs="Times New Roman"/>
+          <w:sz w:val="24"/>
+          <w:szCs w:val="24"/>
+        </w:rPr>
+        <w:t>Example:</w:t>
+      </w:r>
+    </w:p>
+    <w:p>
+      <w:pPr>
+        <w:spacing w:after="0" w:line="240" w:lineRule="auto"/>
+        <w:rPr>
+          <w:rFonts w:ascii="Times New Roman" w:eastAsia="Times New Roman" w:hAnsi="Times New Roman" w:cs="Times New Roman"/>
+          <w:sz w:val="24"/>
+          <w:szCs w:val="24"/>
+        </w:rPr>
+      </w:pPr>
+      <w:r>
+        <w:rPr>
+          <w:rFonts w:ascii="Times New Roman" w:eastAsia="Times New Roman" w:hAnsi="Times New Roman" w:cs="Times New Roman"/>
+          <w:sz w:val="24"/>
+          <w:szCs w:val="24"/>
+        </w:rPr>
+        <w:t>A</w:t>
+      </w:r>
+      <w:proofErr w:type="gramStart"/>
+      <w:r>
+        <w:rPr>
+          <w:rFonts w:ascii="Times New Roman" w:eastAsia="Times New Roman" w:hAnsi="Times New Roman" w:cs="Times New Roman"/>
+          <w:sz w:val="24"/>
+          <w:szCs w:val="24"/>
+        </w:rPr>
+        <w:t>={</w:t>
+      </w:r>
+      <w:proofErr w:type="gramEnd"/>
+      <w:r>
+        <w:rPr>
+          <w:rFonts w:ascii="Times New Roman" w:eastAsia="Times New Roman" w:hAnsi="Times New Roman" w:cs="Times New Roman"/>
+          <w:sz w:val="24"/>
+          <w:szCs w:val="24"/>
+        </w:rPr>
+        <w:t xml:space="preserve">1,2,3,4,5,6,7,8} </w:t>
+      </w:r>
+    </w:p>
+    <w:p>
+      <w:pPr>
+        <w:spacing w:before="100" w:beforeAutospacing="1" w:after="100" w:afterAutospacing="1" w:line="240" w:lineRule="auto"/>
+        <w:rPr>
+          <w:rFonts w:ascii="Times New Roman" w:eastAsia="Times New Roman" w:hAnsi="Times New Roman" w:cs="Times New Roman"/>
+          <w:sz w:val="24"/>
+          <w:szCs w:val="24"/>
+        </w:rPr>
+      </w:pPr>
+      <w:proofErr w:type="spellStart"/>
+      <w:r>
+        <w:rPr>
+          <w:rFonts w:ascii="Nirmala UI" w:eastAsia="Times New Roman" w:hAnsi="Nirmala UI" w:cs="Nirmala UI"/>
+          <w:sz w:val="24"/>
+          <w:szCs w:val="24"/>
+        </w:rPr>
+        <w:t>এক্ষেত্রে</w:t>
+      </w:r>
+      <w:proofErr w:type="spellEnd"/>
+      <w:r>
+        <w:rPr>
+          <w:rFonts w:ascii="Times New Roman" w:eastAsia="Times New Roman" w:hAnsi="Times New Roman" w:cs="Times New Roman"/>
+          <w:sz w:val="24"/>
+          <w:szCs w:val="24"/>
+        </w:rPr>
+        <w:t>:</w:t>
+      </w:r>
+    </w:p>
+    <w:p>
+      <w:pPr>
+        <w:spacing w:after="0" w:line="240" w:lineRule="auto"/>
+        <w:rPr>
+          <w:rFonts w:ascii="Times New Roman" w:eastAsia="Times New Roman" w:hAnsi="Times New Roman" w:cs="Times New Roman"/>
+          <w:sz w:val="24"/>
+          <w:szCs w:val="24"/>
+        </w:rPr>
+      </w:pPr>
+      <w:r>
+        <w:rPr>
+          <w:rFonts w:ascii="Times New Roman" w:eastAsia="Times New Roman" w:hAnsi="Times New Roman" w:cs="Times New Roman"/>
+          <w:sz w:val="24"/>
+          <w:szCs w:val="24"/>
+        </w:rPr>
+        <w:t>A[j]&gt;key </w:t>
+      </w:r>
+      <w:proofErr w:type="spellStart"/>
+      <w:r>
+        <w:rPr>
+          <w:rFonts w:ascii="Nirmala UI" w:eastAsia="Times New Roman" w:hAnsi="Nirmala UI" w:cs="Nirmala UI"/>
+          <w:sz w:val="24"/>
+          <w:szCs w:val="24"/>
+        </w:rPr>
+        <w:t>কখনোই</w:t>
+      </w:r>
+      <w:proofErr w:type="spellEnd"/>
+      <w:r>
+        <w:rPr>
+          <w:rFonts w:ascii="Times New Roman" w:eastAsia="Times New Roman" w:hAnsi="Times New Roman" w:cs="Times New Roman"/>
+          <w:sz w:val="24"/>
+          <w:szCs w:val="24"/>
+        </w:rPr>
+        <w:t> true </w:t>
+      </w:r>
+      <w:proofErr w:type="spellStart"/>
+      <w:r>
+        <w:rPr>
+          <w:rFonts w:ascii="Nirmala UI" w:eastAsia="Times New Roman" w:hAnsi="Nirmala UI" w:cs="Nirmala UI"/>
+          <w:sz w:val="24"/>
+          <w:szCs w:val="24"/>
+        </w:rPr>
+        <w:t>হবে</w:t>
+      </w:r>
+      <w:proofErr w:type="spellEnd"/>
+      <w:r>
+        <w:rPr>
+          <w:rFonts w:ascii="Times New Roman" w:eastAsia="Times New Roman" w:hAnsi="Times New Roman" w:cs="Times New Roman"/>
+          <w:sz w:val="24"/>
+          <w:szCs w:val="24"/>
+        </w:rPr>
+        <w:t> </w:t>
+      </w:r>
+      <w:proofErr w:type="spellStart"/>
+      <w:r>
+        <w:rPr>
+          <w:rFonts w:ascii="Nirmala UI" w:eastAsia="Times New Roman" w:hAnsi="Nirmala UI" w:cs="Nirmala UI"/>
+          <w:sz w:val="24"/>
+          <w:szCs w:val="24"/>
+        </w:rPr>
+        <w:t>না</w:t>
+      </w:r>
+      <w:proofErr w:type="spellEnd"/>
+      <w:r>
+        <w:rPr>
+          <w:rFonts w:ascii="Times New Roman" w:eastAsia="Times New Roman" w:hAnsi="Times New Roman" w:cs="Times New Roman"/>
+          <w:sz w:val="24"/>
+          <w:szCs w:val="24"/>
+        </w:rPr>
+        <w:t xml:space="preserve"> </w:t>
+      </w:r>
+    </w:p>
+    <w:p>
+      <w:pPr>
+        <w:spacing w:before="100" w:beforeAutospacing="1" w:after="100" w:afterAutospacing="1" w:line="240" w:lineRule="auto"/>
+        <w:rPr>
+          <w:rFonts w:ascii="Nirmala UI" w:eastAsia="Times New Roman" w:hAnsi="Nirmala UI" w:cs="Nirmala UI"/>
+          <w:sz w:val="24"/>
+          <w:szCs w:val="24"/>
+        </w:rPr>
+      </w:pPr>
+      <w:proofErr w:type="spellStart"/>
+      <w:r>
+        <w:rPr>
+          <w:rFonts w:ascii="Nirmala UI" w:eastAsia="Times New Roman" w:hAnsi="Nirmala UI" w:cs="Nirmala UI"/>
+          <w:sz w:val="24"/>
+          <w:szCs w:val="24"/>
+        </w:rPr>
+        <w:t>অর্থা</w:t>
+      </w:r>
+      <w:proofErr w:type="spellEnd"/>
+      <w:r>
+        <w:rPr>
+          <w:rFonts w:ascii="Nirmala UI" w:eastAsia="Times New Roman" w:hAnsi="Nirmala UI" w:cs="Nirmala UI"/>
+          <w:sz w:val="24"/>
+          <w:szCs w:val="24"/>
+        </w:rPr>
+        <w:t>ৎ</w:t>
+      </w:r>
+      <w:r>
+        <w:rPr>
+          <w:rFonts w:ascii="Times New Roman" w:eastAsia="Times New Roman" w:hAnsi="Times New Roman" w:cs="Times New Roman"/>
+          <w:sz w:val="24"/>
+          <w:szCs w:val="24"/>
+        </w:rPr>
+        <w:t xml:space="preserve"> while loop </w:t>
+      </w:r>
+      <w:proofErr w:type="spellStart"/>
+      <w:r>
+        <w:rPr>
+          <w:rFonts w:ascii="Nirmala UI" w:eastAsia="Times New Roman" w:hAnsi="Nirmala UI" w:cs="Nirmala UI"/>
+          <w:sz w:val="24"/>
+          <w:szCs w:val="24"/>
+        </w:rPr>
+        <w:t>একবার</w:t>
+      </w:r>
+      <w:proofErr w:type="spellEnd"/>
+      <w:r>
+        <w:rPr>
+          <w:rFonts w:ascii="Times New Roman" w:eastAsia="Times New Roman" w:hAnsi="Times New Roman" w:cs="Times New Roman"/>
+          <w:sz w:val="24"/>
+          <w:szCs w:val="24"/>
+        </w:rPr>
+        <w:t xml:space="preserve"> check </w:t>
+      </w:r>
+      <w:proofErr w:type="spellStart"/>
+      <w:r>
+        <w:rPr>
+          <w:rFonts w:ascii="Nirmala UI" w:eastAsia="Times New Roman" w:hAnsi="Nirmala UI" w:cs="Nirmala UI"/>
+          <w:sz w:val="24"/>
+          <w:szCs w:val="24"/>
+        </w:rPr>
+        <w:t>করেই</w:t>
+      </w:r>
+      <w:proofErr w:type="spellEnd"/>
+      <w:r>
+        <w:rPr>
+          <w:rFonts w:ascii="Times New Roman" w:eastAsia="Times New Roman" w:hAnsi="Times New Roman" w:cs="Times New Roman"/>
+          <w:sz w:val="24"/>
+          <w:szCs w:val="24"/>
+        </w:rPr>
+        <w:t xml:space="preserve"> false </w:t>
+      </w:r>
+      <w:proofErr w:type="spellStart"/>
+      <w:r>
+        <w:rPr>
+          <w:rFonts w:ascii="Nirmala UI" w:eastAsia="Times New Roman" w:hAnsi="Nirmala UI" w:cs="Nirmala UI"/>
+          <w:sz w:val="24"/>
+          <w:szCs w:val="24"/>
+        </w:rPr>
+        <w:t>হয়ে</w:t>
+      </w:r>
+      <w:proofErr w:type="spellEnd"/>
+      <w:r>
+        <w:rPr>
+          <w:rFonts w:ascii="Times New Roman" w:eastAsia="Times New Roman" w:hAnsi="Times New Roman" w:cs="Times New Roman"/>
+          <w:sz w:val="24"/>
+          <w:szCs w:val="24"/>
+        </w:rPr>
+        <w:t xml:space="preserve"> </w:t>
+      </w:r>
+      <w:proofErr w:type="spellStart"/>
+      <w:r>
+        <w:rPr>
+          <w:rFonts w:ascii="Nirmala UI" w:eastAsia="Times New Roman" w:hAnsi="Nirmala UI" w:cs="Nirmala UI"/>
+          <w:sz w:val="24"/>
+          <w:szCs w:val="24"/>
+        </w:rPr>
+        <w:t>যাবে</w:t>
+      </w:r>
+      <w:proofErr w:type="spellEnd"/>
+      <w:r>
+        <w:rPr>
+          <w:rFonts w:ascii="Nirmala UI" w:eastAsia="Times New Roman" w:hAnsi="Nirmala UI" w:cs="Nirmala UI"/>
+          <w:sz w:val="24"/>
+          <w:szCs w:val="24"/>
+        </w:rPr>
+        <w:t>।</w:t>
+      </w:r>
+      <w:r>
+        <w:rPr>
+          <w:rFonts w:ascii="Nirmala UI" w:eastAsia="Times New Roman" w:hAnsi="Nirmala UI" w:cs="Nirmala UI"/>
+          <w:sz w:val="24"/>
+          <w:szCs w:val="24"/>
+        </w:rPr>
+        <w:br/>
+      </w:r>
+    </w:p>
+    <w:p>
+      <w:pPr>
+        <w:spacing w:before="100" w:beforeAutospacing="1" w:after="100" w:afterAutospacing="1" w:line="240" w:lineRule="auto"/>
+        <w:rPr>
+          <w:rFonts w:ascii="Times New Roman" w:eastAsia="Times New Roman" w:hAnsi="Times New Roman" w:cs="Times New Roman"/>
+          <w:sz w:val="24"/>
+          <w:szCs w:val="24"/>
+        </w:rPr>
+      </w:pPr>
+      <w:r>
+        <w:rPr>
+          <w:rFonts w:ascii="Times New Roman" w:eastAsia="Times New Roman" w:hAnsi="Times New Roman" w:cs="Times New Roman"/>
+          <w:sz w:val="24"/>
+          <w:szCs w:val="24"/>
+        </w:rPr>
+        <w:t xml:space="preserve">Outer loop </w:t>
+      </w:r>
+      <w:proofErr w:type="spellStart"/>
+      <w:r>
+        <w:rPr>
+          <w:rFonts w:ascii="Nirmala UI" w:eastAsia="Times New Roman" w:hAnsi="Nirmala UI" w:cs="Nirmala UI"/>
+          <w:sz w:val="24"/>
+          <w:szCs w:val="24"/>
+        </w:rPr>
+        <w:t>চলে</w:t>
+      </w:r>
+      <w:proofErr w:type="spellEnd"/>
+      <w:r>
+        <w:rPr>
+          <w:rFonts w:ascii="Times New Roman" w:eastAsia="Times New Roman" w:hAnsi="Times New Roman" w:cs="Times New Roman"/>
+          <w:sz w:val="24"/>
+          <w:szCs w:val="24"/>
+        </w:rPr>
+        <w:t>:</w:t>
+      </w:r>
+    </w:p>
+    <w:p>
+      <w:pPr>
+        <w:spacing w:after="0" w:line="240" w:lineRule="auto"/>
+        <w:rPr>
+          <w:rFonts w:ascii="Times New Roman" w:eastAsia="Times New Roman" w:hAnsi="Times New Roman" w:cs="Times New Roman"/>
+          <w:sz w:val="24"/>
+          <w:szCs w:val="24"/>
+        </w:rPr>
+      </w:pPr>
+      <w:r>
+        <w:rPr>
+          <w:rFonts w:ascii="Times New Roman" w:eastAsia="Times New Roman" w:hAnsi="Times New Roman" w:cs="Times New Roman"/>
+          <w:sz w:val="24"/>
+          <w:szCs w:val="24"/>
+        </w:rPr>
+        <w:t>n−1 times</w:t>
+      </w:r>
+    </w:p>
+    <w:p>
+      <w:pPr>
+        <w:spacing w:before="100" w:beforeAutospacing="1" w:after="100" w:afterAutospacing="1" w:line="240" w:lineRule="auto"/>
+        <w:rPr>
+          <w:rFonts w:ascii="Times New Roman" w:eastAsia="Times New Roman" w:hAnsi="Times New Roman" w:cs="Times New Roman"/>
+          <w:sz w:val="24"/>
+          <w:szCs w:val="24"/>
+        </w:rPr>
+      </w:pPr>
+      <w:proofErr w:type="spellStart"/>
+      <w:r>
+        <w:rPr>
+          <w:rFonts w:ascii="Nirmala UI" w:eastAsia="Times New Roman" w:hAnsi="Nirmala UI" w:cs="Nirmala UI"/>
+          <w:sz w:val="24"/>
+          <w:szCs w:val="24"/>
+        </w:rPr>
+        <w:t>প্রতিবার</w:t>
+      </w:r>
+      <w:proofErr w:type="spellEnd"/>
+      <w:r>
+        <w:rPr>
+          <w:rFonts w:ascii="Times New Roman" w:eastAsia="Times New Roman" w:hAnsi="Times New Roman" w:cs="Times New Roman"/>
+          <w:sz w:val="24"/>
+          <w:szCs w:val="24"/>
+        </w:rPr>
+        <w:t xml:space="preserve"> inner while condition check </w:t>
+      </w:r>
+      <w:proofErr w:type="spellStart"/>
+      <w:r>
+        <w:rPr>
+          <w:rFonts w:ascii="Nirmala UI" w:eastAsia="Times New Roman" w:hAnsi="Nirmala UI" w:cs="Nirmala UI"/>
+          <w:sz w:val="24"/>
+          <w:szCs w:val="24"/>
+        </w:rPr>
+        <w:t>হয়</w:t>
+      </w:r>
+      <w:proofErr w:type="spellEnd"/>
+      <w:r>
+        <w:rPr>
+          <w:rFonts w:ascii="Times New Roman" w:eastAsia="Times New Roman" w:hAnsi="Times New Roman" w:cs="Times New Roman"/>
+          <w:sz w:val="24"/>
+          <w:szCs w:val="24"/>
+        </w:rPr>
+        <w:t xml:space="preserve"> </w:t>
+      </w:r>
+      <w:proofErr w:type="spellStart"/>
+      <w:r>
+        <w:rPr>
+          <w:rFonts w:ascii="Nirmala UI" w:eastAsia="Times New Roman" w:hAnsi="Nirmala UI" w:cs="Nirmala UI"/>
+          <w:sz w:val="24"/>
+          <w:szCs w:val="24"/>
+        </w:rPr>
+        <w:t>মাত্র</w:t>
+      </w:r>
+      <w:proofErr w:type="spellEnd"/>
+      <w:r>
+        <w:rPr>
+          <w:rFonts w:ascii="Times New Roman" w:eastAsia="Times New Roman" w:hAnsi="Times New Roman" w:cs="Times New Roman"/>
+          <w:sz w:val="24"/>
+          <w:szCs w:val="24"/>
+        </w:rPr>
+        <w:t xml:space="preserve"> </w:t>
+      </w:r>
+      <w:r>
+        <w:rPr>
+          <w:rFonts w:ascii="Nirmala UI" w:eastAsia="Times New Roman" w:hAnsi="Nirmala UI" w:cs="Nirmala UI"/>
+          <w:b/>
+          <w:bCs/>
+          <w:sz w:val="24"/>
+          <w:szCs w:val="24"/>
+        </w:rPr>
+        <w:t>১</w:t>
+      </w:r>
+      <w:r>
+        <w:rPr>
+          <w:rFonts w:ascii="Times New Roman" w:eastAsia="Times New Roman" w:hAnsi="Times New Roman" w:cs="Times New Roman"/>
+          <w:b/>
+          <w:bCs/>
+          <w:sz w:val="24"/>
+          <w:szCs w:val="24"/>
+        </w:rPr>
+        <w:t xml:space="preserve"> </w:t>
+      </w:r>
+      <w:proofErr w:type="spellStart"/>
+      <w:r>
+        <w:rPr>
+          <w:rFonts w:ascii="Nirmala UI" w:eastAsia="Times New Roman" w:hAnsi="Nirmala UI" w:cs="Nirmala UI"/>
+          <w:b/>
+          <w:bCs/>
+          <w:sz w:val="24"/>
+          <w:szCs w:val="24"/>
+        </w:rPr>
+        <w:t>বার</w:t>
+      </w:r>
+      <w:proofErr w:type="spellEnd"/>
+      <w:r>
+        <w:rPr>
+          <w:rFonts w:ascii="Nirmala UI" w:eastAsia="Times New Roman" w:hAnsi="Nirmala UI" w:cs="Nirmala UI"/>
+          <w:sz w:val="24"/>
+          <w:szCs w:val="24"/>
+        </w:rPr>
+        <w:t>।</w:t>
+      </w:r>
+    </w:p>
+    <w:p>
+      <w:pPr>
+        <w:spacing w:before="100" w:beforeAutospacing="1" w:after="100" w:afterAutospacing="1" w:line="240" w:lineRule="auto"/>
+        <w:rPr>
+          <w:rFonts w:ascii="Times New Roman" w:eastAsia="Times New Roman" w:hAnsi="Times New Roman" w:cs="Times New Roman"/>
+          <w:sz w:val="24"/>
+          <w:szCs w:val="24"/>
+        </w:rPr>
+      </w:pPr>
+      <w:proofErr w:type="spellStart"/>
+      <w:r>
+        <w:rPr>
+          <w:rFonts w:ascii="Nirmala UI" w:eastAsia="Times New Roman" w:hAnsi="Nirmala UI" w:cs="Nirmala UI"/>
+          <w:sz w:val="24"/>
+          <w:szCs w:val="24"/>
+        </w:rPr>
+        <w:t>তাই</w:t>
+      </w:r>
+      <w:proofErr w:type="spellEnd"/>
+      <w:r>
+        <w:rPr>
+          <w:rFonts w:ascii="Times New Roman" w:eastAsia="Times New Roman" w:hAnsi="Times New Roman" w:cs="Times New Roman"/>
+          <w:sz w:val="24"/>
+          <w:szCs w:val="24"/>
+        </w:rPr>
+        <w:t xml:space="preserve"> </w:t>
+      </w:r>
+    </w:p>
+    <w:p>
+      <w:pPr>
+        <w:spacing w:before="100" w:beforeAutospacing="1" w:after="100" w:afterAutospacing="1" w:line="240" w:lineRule="auto"/>
+        <w:rPr>
+          <w:rFonts w:ascii="Times New Roman" w:eastAsia="Times New Roman" w:hAnsi="Times New Roman" w:cs="Times New Roman"/>
+          <w:sz w:val="24"/>
+          <w:szCs w:val="24"/>
+        </w:rPr>
+      </w:pPr>
+      <w:r>
+        <w:rPr>
+          <w:rFonts w:ascii="Times New Roman" w:eastAsia="Times New Roman" w:hAnsi="Times New Roman" w:cs="Times New Roman"/>
+          <w:sz w:val="24"/>
+          <w:szCs w:val="24"/>
+        </w:rPr>
+        <w:t>total comparisons:</w:t>
+      </w:r>
+    </w:p>
+    <w:p>
+      <w:pPr>
+        <w:pStyle w:val="NormalWeb"/>
+      </w:pPr>
+      <w:r>
+        <w:t>T(n)=n−1</w:t>
+      </w:r>
+      <w:r>
+        <w:br/>
+      </w:r>
+      <w:r>
+        <w:t xml:space="preserve">Big-O notation </w:t>
+      </w:r>
+      <w:r>
+        <w:rPr>
+          <w:rFonts w:ascii="Nirmala UI" w:hAnsi="Nirmala UI" w:cs="Nirmala UI"/>
+        </w:rPr>
+        <w:t>এ</w:t>
+      </w:r>
+      <w:r>
+        <w:t>:</w:t>
+      </w:r>
+    </w:p>
+    <w:p>
+      <w:pPr>
+        <w:pStyle w:val="NormalWeb"/>
+      </w:pPr>
+      <w:r>
+        <w:t>T(n)=O(n)</w:t>
+      </w:r>
+      <w:r>
+        <w:br/>
+      </w:r>
+      <w:r>
+        <w:br/>
+      </w:r>
+      <w:r>
+        <w:rPr>
+          <w:b/>
+          <w:color w:val="FF0000"/>
+        </w:rPr>
+        <w:t>Shortly:</w:t>
+      </w:r>
+      <w:bookmarkStart w:id="0" w:name="_GoBack"/>
+      <w:bookmarkEnd w:id="0"/>
+      <w:r>
+        <w:br/>
+      </w:r>
+      <w:r>
+        <w:t>In the best case, when the array is already sorted, the inner while loop fails immediately for each iteration. Therefore, only one comparison is made per iteration of the outer loop.</w:t>
+      </w:r>
+    </w:p>
+    <w:p>
+      <w:pPr>
+        <w:spacing w:before="100" w:beforeAutospacing="1" w:after="100" w:afterAutospacing="1" w:line="240" w:lineRule="auto"/>
+        <w:rPr>
+          <w:rFonts w:ascii="Times New Roman" w:eastAsia="Times New Roman" w:hAnsi="Times New Roman" w:cs="Times New Roman"/>
+          <w:sz w:val="24"/>
+          <w:szCs w:val="24"/>
+        </w:rPr>
+      </w:pPr>
+      <w:r>
+        <w:rPr>
+          <w:rFonts w:ascii="Times New Roman" w:eastAsia="Times New Roman" w:hAnsi="Times New Roman" w:cs="Times New Roman"/>
+          <w:sz w:val="24"/>
+          <w:szCs w:val="24"/>
+        </w:rPr>
+        <w:t>Total comparisons:</w:t>
+      </w:r>
+    </w:p>
+    <w:p>
+      <w:pPr>
+        <w:spacing w:after="0" w:line="240" w:lineRule="auto"/>
+        <w:rPr>
+          <w:rFonts w:ascii="Times New Roman" w:eastAsia="Times New Roman" w:hAnsi="Times New Roman" w:cs="Times New Roman"/>
+          <w:sz w:val="24"/>
+          <w:szCs w:val="24"/>
+        </w:rPr>
+      </w:pPr>
+      <w:r>
+        <w:rPr>
+          <w:rFonts w:ascii="Times New Roman" w:eastAsia="Times New Roman" w:hAnsi="Times New Roman" w:cs="Times New Roman"/>
+          <w:sz w:val="24"/>
+          <w:szCs w:val="24"/>
+        </w:rPr>
+        <w:t>T(n)=n−1</w:t>
+      </w:r>
+      <w:r>
+        <w:rPr>
+          <w:rFonts w:ascii="Times New Roman" w:eastAsia="Times New Roman" w:hAnsi="Times New Roman" w:cs="Times New Roman"/>
+          <w:sz w:val="24"/>
+          <w:szCs w:val="24"/>
+        </w:rPr>
+        <w:t xml:space="preserve"> </w:t>
+      </w:r>
+    </w:p>
+    <w:p>
+      <w:pPr>
+        <w:spacing w:before="100" w:beforeAutospacing="1" w:after="100" w:afterAutospacing="1" w:line="240" w:lineRule="auto"/>
+        <w:rPr>
+          <w:rFonts w:ascii="Times New Roman" w:eastAsia="Times New Roman" w:hAnsi="Times New Roman" w:cs="Times New Roman"/>
+          <w:sz w:val="24"/>
+          <w:szCs w:val="24"/>
+        </w:rPr>
+      </w:pPr>
+      <w:r>
+        <w:rPr>
+          <w:rFonts w:ascii="Times New Roman" w:eastAsia="Times New Roman" w:hAnsi="Times New Roman" w:cs="Times New Roman"/>
+          <w:sz w:val="24"/>
+          <w:szCs w:val="24"/>
+        </w:rPr>
+        <w:t>Hence, the best-case time complexity of Insertion Sort is:</w:t>
+      </w:r>
+    </w:p>
+    <w:p>
+      <w:pPr>
+        <w:spacing w:before="100" w:beforeAutospacing="1" w:after="100" w:afterAutospacing="1" w:line="240" w:lineRule="auto"/>
+        <w:rPr>
+          <w:rFonts w:ascii="Times New Roman" w:eastAsia="Times New Roman" w:hAnsi="Times New Roman" w:cs="Times New Roman"/>
+          <w:sz w:val="24"/>
+          <w:szCs w:val="24"/>
+        </w:rPr>
+      </w:pPr>
+      <w:r>
+        <w:rPr>
+          <w:rFonts w:ascii="Times New Roman" w:eastAsia="Times New Roman" w:hAnsi="Times New Roman" w:cs="Times New Roman"/>
+          <w:sz w:val="24"/>
+          <w:szCs w:val="24"/>
+        </w:rPr>
+        <w:t>O(n)</w:t>
+      </w:r>
+    </w:p>
+    <w:p>
+      <w:pPr>
+        <w:rPr>
+          <w:b/>
+          <w:color w:val="FF0000"/>
+          <w:sz w:val="28"/>
+          <w:szCs w:val="28"/>
+          <w:u w:val="single"/>
+        </w:rPr>
+      </w:pPr>
+    </w:p>
+    <w:p>
+      <w:pPr>
+        <w:rPr>
+          <w:b/>
+          <w:color w:val="FF0000"/>
+          <w:sz w:val="28"/>
+          <w:szCs w:val="28"/>
+          <w:u w:val="single"/>
+        </w:rPr>
+      </w:pPr>
+    </w:p>
+    <w:p>
+      <w:pPr>
+        <w:rPr>
+          <w:b/>
+          <w:color w:val="FF0000"/>
+          <w:sz w:val="28"/>
+          <w:szCs w:val="28"/>
+          <w:u w:val="single"/>
+        </w:rPr>
+      </w:pPr>
+      <w:r>
+        <w:rPr>
+          <w:b/>
+          <w:color w:val="FF0000"/>
+          <w:sz w:val="28"/>
+          <w:szCs w:val="28"/>
+          <w:u w:val="single"/>
+        </w:rPr>
+        <w:t>Insertion sort time complexity:</w:t>
+      </w:r>
+    </w:p>
+    <w:p/>
     <w:p>
       <w:r>
         <w:rPr>
@@ -103,6 +858,7 @@
         <w:rPr>
           <w:noProof/>
         </w:rPr>
+        <w:lastRenderedPageBreak/>
         <w:drawing>
           <wp:inline distT="0" distB="0" distL="0" distR="0">
             <wp:extent cx="5572125" cy="1857375"/>
@@ -287,8 +1043,6 @@
           </wp:inline>
         </w:drawing>
       </w:r>
-      <w:bookmarkStart w:id="0" w:name="_GoBack"/>
-      <w:bookmarkEnd w:id="0"/>
     </w:p>
     <w:p/>
     <w:sectPr>
@@ -1198,6 +1952,46 @@
       <w:szCs w:val="20"/>
     </w:rPr>
   </w:style>
+  <w:style w:type="character" w:customStyle="1" w:styleId="katex-mathml">
+    <w:name w:val="katex-mathml"/>
+    <w:basedOn w:val="DefaultParagraphFont"/>
+    <w:rsid w:val="003156F9"/>
+  </w:style>
+  <w:style w:type="character" w:customStyle="1" w:styleId="mord">
+    <w:name w:val="mord"/>
+    <w:basedOn w:val="DefaultParagraphFont"/>
+    <w:rsid w:val="003156F9"/>
+  </w:style>
+  <w:style w:type="character" w:customStyle="1" w:styleId="mrel">
+    <w:name w:val="mrel"/>
+    <w:basedOn w:val="DefaultParagraphFont"/>
+    <w:rsid w:val="003156F9"/>
+  </w:style>
+  <w:style w:type="character" w:customStyle="1" w:styleId="mopen">
+    <w:name w:val="mopen"/>
+    <w:basedOn w:val="DefaultParagraphFont"/>
+    <w:rsid w:val="003156F9"/>
+  </w:style>
+  <w:style w:type="character" w:customStyle="1" w:styleId="mpunct">
+    <w:name w:val="mpunct"/>
+    <w:basedOn w:val="DefaultParagraphFont"/>
+    <w:rsid w:val="003156F9"/>
+  </w:style>
+  <w:style w:type="character" w:customStyle="1" w:styleId="mclose">
+    <w:name w:val="mclose"/>
+    <w:basedOn w:val="DefaultParagraphFont"/>
+    <w:rsid w:val="003156F9"/>
+  </w:style>
+  <w:style w:type="character" w:customStyle="1" w:styleId="mbin">
+    <w:name w:val="mbin"/>
+    <w:basedOn w:val="DefaultParagraphFont"/>
+    <w:rsid w:val="003156F9"/>
+  </w:style>
+  <w:style w:type="character" w:customStyle="1" w:styleId="vlist-s">
+    <w:name w:val="vlist-s"/>
+    <w:basedOn w:val="DefaultParagraphFont"/>
+    <w:rsid w:val="00DC3A93"/>
+  </w:style>
 </w:styles>
 </file>
 

--- a/Data Structure and Algorithm/Insertion sort_Complexity analysis.docx
+++ b/Data Structure and Algorithm/Insertion sort_Complexity analysis.docx
@@ -624,8 +624,6 @@
         </w:rPr>
         <w:t>Shortly:</w:t>
       </w:r>
-      <w:bookmarkStart w:id="0" w:name="_GoBack"/>
-      <w:bookmarkEnd w:id="0"/>
       <w:r>
         <w:br/>
       </w:r>
@@ -858,11 +856,10 @@
         <w:rPr>
           <w:noProof/>
         </w:rPr>
-        <w:lastRenderedPageBreak/>
         <w:drawing>
           <wp:inline distT="0" distB="0" distL="0" distR="0">
-            <wp:extent cx="5572125" cy="1857375"/>
-            <wp:effectExtent l="0" t="0" r="9525" b="9525"/>
+            <wp:extent cx="5572125" cy="1184744"/>
+            <wp:effectExtent l="0" t="0" r="0" b="0"/>
             <wp:docPr id="3" name="Picture 3"/>
             <wp:cNvGraphicFramePr>
               <a:graphicFrameLocks xmlns:a="http://schemas.openxmlformats.org/drawingml/2006/main" noChangeAspect="1"/>
@@ -889,7 +886,7 @@
                   <pic:spPr>
                     <a:xfrm>
                       <a:off x="0" y="0"/>
-                      <a:ext cx="5572921" cy="1857640"/>
+                      <a:ext cx="5613445" cy="1193529"/>
                     </a:xfrm>
                     <a:prstGeom prst="rect">
                       <a:avLst/>
@@ -901,14 +898,19 @@
           </wp:inline>
         </w:drawing>
       </w:r>
+      <w:bookmarkStart w:id="0" w:name="_GoBack"/>
+      <w:bookmarkEnd w:id="0"/>
+      <w:r>
+        <w:br/>
+      </w:r>
       <w:r>
         <w:rPr>
           <w:noProof/>
         </w:rPr>
         <w:drawing>
           <wp:inline distT="0" distB="0" distL="0" distR="0">
-            <wp:extent cx="4981575" cy="2638425"/>
-            <wp:effectExtent l="0" t="0" r="9525" b="9525"/>
+            <wp:extent cx="4981575" cy="2630474"/>
+            <wp:effectExtent l="0" t="0" r="0" b="0"/>
             <wp:docPr id="4" name="Picture 4"/>
             <wp:cNvGraphicFramePr>
               <a:graphicFrameLocks xmlns:a="http://schemas.openxmlformats.org/drawingml/2006/main" noChangeAspect="1"/>
@@ -935,7 +937,7 @@
                   <pic:spPr>
                     <a:xfrm>
                       <a:off x="0" y="0"/>
-                      <a:ext cx="4982289" cy="2638803"/>
+                      <a:ext cx="4998786" cy="2639562"/>
                     </a:xfrm>
                     <a:prstGeom prst="rect">
                       <a:avLst/>
